--- a/docs/update_07.docx
+++ b/docs/update_07.docx
@@ -100,7 +100,7 @@
               <w:rPr>
                 <w:sz w:val="20"/>
               </w:rPr>
-              <w:t>2026-08-03 16:04:52 UTC</w:t>
+              <w:t>2026-08-03 16:07:49 UTC</w:t>
             </w:r>
           </w:p>
         </w:tc>
